--- a/Target Folder/QA-Files/zh-CN/Ethics_of_Life.docx
+++ b/Target Folder/QA-Files/zh-CN/Ethics_of_Life.docx
@@ -14,7 +14,7 @@
     <w:p>
       <w:r>
         <w:rPr/>
-        <w:t xml:space="preserve">生命伦理超越了基本的道德二分法，涵盖了一系列关乎存在的必要性。</w:t>
+        <w:t xml:space="preserve">生命伦理超越了基本的道德二分法，涵盖了广泛的存在性必要条件。</w:t>
       </w:r>
     </w:p>
     <w:sectPr>
